--- a/pt-PT/PROMPT-PACK.pt-PT.docx
+++ b/pt-PT/PROMPT-PACK.pt-PT.docx
@@ -44,7 +44,7 @@
           <w:rFonts w:ascii="Calibri" w:hAnsi="Calibri"/>
           <w:sz w:val="21"/>
         </w:rPr>
-        <w:t xml:space="preserve">Para quem quer abrir o ChatGPT, o Claude, o Gemini, o Copilot ou o Mistral e limitar-se a colar. As mesmas regras do projeto principal (verdade, formato legível por máquina, voz anti-slop), entregues como nove prompts para copiar e colar.</w:t>
+        <w:t xml:space="preserve">Para quem quer abrir o ChatGPT, o Claude, o Gemini, o Copilot ou o Mistral e limitar-se a colar. As mesmas regras do projeto principal (verdade, formato legível por máquina, voz anti-slop), entregues como onze prompts para copiar e colar.</w:t>
       </w:r>
     </w:p>
     <w:p>
@@ -532,6 +532,78 @@
           </w:p>
         </w:tc>
       </w:tr>
+      <w:tr>
+        <w:tc>
+          <w:tcPr>
+            <w:tcW w:w="4933" w:type="dxa"/>
+          </w:tcPr>
+          <w:p>
+            <w:pPr>
+              <w:spacing w:before="0" w:after="20"/>
+            </w:pPr>
+            <w:r>
+              <w:rPr>
+                <w:rFonts w:ascii="Calibri" w:hAnsi="Calibri"/>
+                <w:sz w:val="21"/>
+              </w:rPr>
+              <w:t xml:space="preserve">9. Análise de LinkedIn</w:t>
+            </w:r>
+          </w:p>
+        </w:tc>
+        <w:tc>
+          <w:tcPr>
+            <w:tcW w:w="4933" w:type="dxa"/>
+          </w:tcPr>
+          <w:p>
+            <w:pPr>
+              <w:spacing w:before="0" w:after="20"/>
+            </w:pPr>
+            <w:r>
+              <w:rPr>
+                <w:rFonts w:ascii="Calibri" w:hAnsi="Calibri"/>
+                <w:sz w:val="21"/>
+              </w:rPr>
+              <w:t xml:space="preserve">Uma vez por perfil, para reescrever título, "Acerca de", experiência e competências</w:t>
+            </w:r>
+          </w:p>
+        </w:tc>
+      </w:tr>
+      <w:tr>
+        <w:tc>
+          <w:tcPr>
+            <w:tcW w:w="4933" w:type="dxa"/>
+          </w:tcPr>
+          <w:p>
+            <w:pPr>
+              <w:spacing w:before="0" w:after="20"/>
+            </w:pPr>
+            <w:r>
+              <w:rPr>
+                <w:rFonts w:ascii="Calibri" w:hAnsi="Calibri"/>
+                <w:sz w:val="21"/>
+              </w:rPr>
+              <w:t xml:space="preserve">10. Título de LinkedIn</w:t>
+            </w:r>
+          </w:p>
+        </w:tc>
+        <w:tc>
+          <w:tcPr>
+            <w:tcW w:w="4933" w:type="dxa"/>
+          </w:tcPr>
+          <w:p>
+            <w:pPr>
+              <w:spacing w:before="0" w:after="20"/>
+            </w:pPr>
+            <w:r>
+              <w:rPr>
+                <w:rFonts w:ascii="Calibri" w:hAnsi="Calibri"/>
+                <w:sz w:val="21"/>
+              </w:rPr>
+              <w:t xml:space="preserve">Ganho rápido, quando queres opções para os 220 caracteres</w:t>
+            </w:r>
+          </w:p>
+        </w:tc>
+      </w:tr>
     </w:tbl>
     <w:p>
       <w:pPr>
@@ -2615,6 +2687,625 @@
       <w:pPr>
         <w:spacing w:before="0" w:after="80"/>
       </w:pPr>
+    </w:p>
+    <w:p>
+      <w:pPr>
+        <w:pBdr>
+          <w:bottom w:val="single" w:sz="6" w:space="1" w:color="AAAAAA"/>
+        </w:pBdr>
+        <w:spacing w:before="220" w:after="50"/>
+        <w:keepNext/>
+      </w:pPr>
+      <w:r>
+        <w:rPr>
+          <w:rFonts w:ascii="Calibri" w:hAnsi="Calibri"/>
+          <w:b/>
+          <w:sz w:val="23"/>
+          <w:color w:val="1F3864"/>
+        </w:rPr>
+        <w:t xml:space="preserve">PROMPT 9: ANÁLISE DO PERFIL DE LINKEDIN</w:t>
+      </w:r>
+    </w:p>
+    <w:p>
+      <w:pPr>
+        <w:spacing w:before="0" w:after="100"/>
+      </w:pPr>
+      <w:r>
+        <w:rPr>
+          <w:rFonts w:ascii="Calibri" w:hAnsi="Calibri"/>
+          <w:sz w:val="21"/>
+        </w:rPr>
+        <w:t xml:space="preserve">Primeiro tira o texto do teu perfil do LinkedIn. Os três caminhos, com os limites de cada um, estão no [LINKEDIN.pt-PT.md](LINKEDIN.pt-PT.md). Versão curta: o </w:t>
+      </w:r>
+      <w:r>
+        <w:rPr>
+          <w:rFonts w:ascii="Calibri" w:hAnsi="Calibri"/>
+          <w:b/>
+          <w:sz w:val="21"/>
+        </w:rPr>
+        <w:t xml:space="preserve">Guardar em PDF</w:t>
+      </w:r>
+      <w:r>
+        <w:rPr>
+          <w:rFonts w:ascii="Calibri" w:hAnsi="Calibri"/>
+          <w:sz w:val="21"/>
+        </w:rPr>
+        <w:t xml:space="preserve"> é um clique, mas só funciona em inglês e às vezes já não está lá; o </w:t>
+      </w:r>
+      <w:r>
+        <w:rPr>
+          <w:rFonts w:ascii="Calibri" w:hAnsi="Calibri"/>
+          <w:b/>
+          <w:sz w:val="21"/>
+        </w:rPr>
+        <w:t xml:space="preserve">arquivo de dados</w:t>
+      </w:r>
+      <w:r>
+        <w:rPr>
+          <w:rFonts w:ascii="Calibri" w:hAnsi="Calibri"/>
+          <w:sz w:val="21"/>
+        </w:rPr>
+        <w:t xml:space="preserve">, em Definições e privacidade, Privacidade de dados, Obter uma cópia dos seus dados, dá-te CSV em texto simples em cerca de dez minutos, em qualquer língua, sem cortes. É esse que deves usar. Escreve à mão as partes que nenhuma exportação alcança: itens em destaque, projetos, o texto das recomendações e a ordem das competências.</w:t>
+      </w:r>
+    </w:p>
+    <w:p>
+      <w:pPr>
+        <w:spacing w:before="0" w:after="100"/>
+      </w:pPr>
+      <w:r>
+        <w:rPr>
+          <w:rFonts w:ascii="Calibri" w:hAnsi="Calibri"/>
+          <w:sz w:val="21"/>
+        </w:rPr>
+        <w:t xml:space="preserve">Depois cola o Prompt 0 e isto, com o texto do perfil e, se tiveres, o anúncio que estás a mirar.</w:t>
+      </w:r>
+    </w:p>
+    <w:p>
+      <w:pPr>
+        <w:shd w:val="clear" w:color="auto" w:fill="F5F6F8"/>
+        <w:ind w:left="170"/>
+        <w:spacing w:before="0" w:after="0"/>
+      </w:pPr>
+      <w:r>
+        <w:rPr>
+          <w:rFonts w:ascii="Consolas" w:hAnsi="Consolas"/>
+          <w:sz w:val="21"/>
+          <w:color w:val="1F2328"/>
+        </w:rPr>
+        <w:t xml:space="preserve">O MEU PERFIL DE LINKEDIN, COMO EXPORTADO:</w:t>
+      </w:r>
+    </w:p>
+    <w:p>
+      <w:pPr>
+        <w:shd w:val="clear" w:color="auto" w:fill="F5F6F8"/>
+        <w:ind w:left="170"/>
+        <w:spacing w:before="0" w:after="0"/>
+      </w:pPr>
+      <w:r>
+        <w:rPr>
+          <w:rFonts w:ascii="Consolas" w:hAnsi="Consolas"/>
+          <w:sz w:val="21"/>
+          <w:color w:val="1F2328"/>
+        </w:rPr>
+        <w:t xml:space="preserve">[COLAR AQUI O TEXTO DO PERFIL]</w:t>
+      </w:r>
+    </w:p>
+    <w:p>
+      <w:pPr>
+        <w:shd w:val="clear" w:color="auto" w:fill="F5F6F8"/>
+        <w:ind w:left="170"/>
+        <w:spacing w:before="0" w:after="0"/>
+      </w:pPr>
+      <w:r>
+        <w:rPr>
+          <w:rFonts w:ascii="Consolas" w:hAnsi="Consolas"/>
+          <w:sz w:val="21"/>
+          <w:color w:val="1F2328"/>
+        </w:rPr>
+        <w:t xml:space="preserve"> </w:t>
+      </w:r>
+    </w:p>
+    <w:p>
+      <w:pPr>
+        <w:shd w:val="clear" w:color="auto" w:fill="F5F6F8"/>
+        <w:ind w:left="170"/>
+        <w:spacing w:before="0" w:after="0"/>
+      </w:pPr>
+      <w:r>
+        <w:rPr>
+          <w:rFonts w:ascii="Consolas" w:hAnsi="Consolas"/>
+          <w:sz w:val="21"/>
+          <w:color w:val="1F2328"/>
+        </w:rPr>
+        <w:t xml:space="preserve">O MEU INVENTÁRIO DE CARREIRA:</w:t>
+      </w:r>
+    </w:p>
+    <w:p>
+      <w:pPr>
+        <w:shd w:val="clear" w:color="auto" w:fill="F5F6F8"/>
+        <w:ind w:left="170"/>
+        <w:spacing w:before="0" w:after="0"/>
+      </w:pPr>
+      <w:r>
+        <w:rPr>
+          <w:rFonts w:ascii="Consolas" w:hAnsi="Consolas"/>
+          <w:sz w:val="21"/>
+          <w:color w:val="1F2328"/>
+        </w:rPr>
+        <w:t xml:space="preserve">[COLAR AQUI O MEU INVENTÁRIO]</w:t>
+      </w:r>
+    </w:p>
+    <w:p>
+      <w:pPr>
+        <w:shd w:val="clear" w:color="auto" w:fill="F5F6F8"/>
+        <w:ind w:left="170"/>
+        <w:spacing w:before="0" w:after="0"/>
+      </w:pPr>
+      <w:r>
+        <w:rPr>
+          <w:rFonts w:ascii="Consolas" w:hAnsi="Consolas"/>
+          <w:sz w:val="21"/>
+          <w:color w:val="1F2328"/>
+        </w:rPr>
+        <w:t xml:space="preserve"> </w:t>
+      </w:r>
+    </w:p>
+    <w:p>
+      <w:pPr>
+        <w:shd w:val="clear" w:color="auto" w:fill="F5F6F8"/>
+        <w:ind w:left="170"/>
+        <w:spacing w:before="0" w:after="0"/>
+      </w:pPr>
+      <w:r>
+        <w:rPr>
+          <w:rFonts w:ascii="Consolas" w:hAnsi="Consolas"/>
+          <w:sz w:val="21"/>
+          <w:color w:val="1F2328"/>
+        </w:rPr>
+        <w:t xml:space="preserve">O ANÚNCIO QUE ESTOU A MIRAR (ou escreve "nenhum"):</w:t>
+      </w:r>
+    </w:p>
+    <w:p>
+      <w:pPr>
+        <w:shd w:val="clear" w:color="auto" w:fill="F5F6F8"/>
+        <w:ind w:left="170"/>
+        <w:spacing w:before="0" w:after="0"/>
+      </w:pPr>
+      <w:r>
+        <w:rPr>
+          <w:rFonts w:ascii="Consolas" w:hAnsi="Consolas"/>
+          <w:sz w:val="21"/>
+          <w:color w:val="1F2328"/>
+        </w:rPr>
+        <w:t xml:space="preserve">[COLAR AQUI O ANÚNCIO]</w:t>
+      </w:r>
+    </w:p>
+    <w:p>
+      <w:pPr>
+        <w:shd w:val="clear" w:color="auto" w:fill="F5F6F8"/>
+        <w:ind w:left="170"/>
+        <w:spacing w:before="0" w:after="0"/>
+      </w:pPr>
+      <w:r>
+        <w:rPr>
+          <w:rFonts w:ascii="Consolas" w:hAnsi="Consolas"/>
+          <w:sz w:val="21"/>
+          <w:color w:val="1F2328"/>
+        </w:rPr>
+        <w:t xml:space="preserve"> </w:t>
+      </w:r>
+    </w:p>
+    <w:p>
+      <w:pPr>
+        <w:shd w:val="clear" w:color="auto" w:fill="F5F6F8"/>
+        <w:ind w:left="170"/>
+        <w:spacing w:before="0" w:after="0"/>
+      </w:pPr>
+      <w:r>
+        <w:rPr>
+          <w:rFonts w:ascii="Consolas" w:hAnsi="Consolas"/>
+          <w:sz w:val="21"/>
+          <w:color w:val="1F2328"/>
+        </w:rPr>
+        <w:t xml:space="preserve">Analisa e reescreve o meu perfil com as regras que já tens, respeitando os limites de campo do LinkedIn.</w:t>
+      </w:r>
+    </w:p>
+    <w:p>
+      <w:pPr>
+        <w:shd w:val="clear" w:color="auto" w:fill="F5F6F8"/>
+        <w:ind w:left="170"/>
+        <w:spacing w:before="0" w:after="0"/>
+      </w:pPr>
+      <w:r>
+        <w:rPr>
+          <w:rFonts w:ascii="Consolas" w:hAnsi="Consolas"/>
+          <w:sz w:val="21"/>
+          <w:color w:val="1F2328"/>
+        </w:rPr>
+        <w:t xml:space="preserve"> </w:t>
+      </w:r>
+    </w:p>
+    <w:p>
+      <w:pPr>
+        <w:shd w:val="clear" w:color="auto" w:fill="F5F6F8"/>
+        <w:ind w:left="170"/>
+        <w:spacing w:before="0" w:after="0"/>
+      </w:pPr>
+      <w:r>
+        <w:rPr>
+          <w:rFonts w:ascii="Consolas" w:hAnsi="Consolas"/>
+          <w:sz w:val="21"/>
+          <w:color w:val="1F2328"/>
+        </w:rPr>
+        <w:t xml:space="preserve">1. TABELA DE DIFERENÇAS: uma linha por campo, como campo | texto atual | o problema | a reescrita.</w:t>
+      </w:r>
+    </w:p>
+    <w:p>
+      <w:pPr>
+        <w:shd w:val="clear" w:color="auto" w:fill="F5F6F8"/>
+        <w:ind w:left="170"/>
+        <w:spacing w:before="0" w:after="0"/>
+      </w:pPr>
+      <w:r>
+        <w:rPr>
+          <w:rFonts w:ascii="Consolas" w:hAnsi="Consolas"/>
+          <w:sz w:val="21"/>
+          <w:color w:val="1F2328"/>
+        </w:rPr>
+        <w:t xml:space="preserve">2. COBERTURA DE PALAVRAS-CHAVE: os termos que o anúncio usa e se cada um aparece no meu título, no "Acerca de" ou na experiência.</w:t>
+      </w:r>
+    </w:p>
+    <w:p>
+      <w:pPr>
+        <w:shd w:val="clear" w:color="auto" w:fill="F5F6F8"/>
+        <w:ind w:left="170"/>
+        <w:spacing w:before="0" w:after="0"/>
+      </w:pPr>
+      <w:r>
+        <w:rPr>
+          <w:rFonts w:ascii="Consolas" w:hAnsi="Consolas"/>
+          <w:sz w:val="21"/>
+          <w:color w:val="1F2328"/>
+        </w:rPr>
+        <w:t xml:space="preserve">3. REESCRITAS, por esta ordem, cada uma com a contagem de caracteres entre parênteses:</w:t>
+      </w:r>
+    </w:p>
+    <w:p>
+      <w:pPr>
+        <w:shd w:val="clear" w:color="auto" w:fill="F5F6F8"/>
+        <w:ind w:left="170"/>
+        <w:spacing w:before="0" w:after="0"/>
+      </w:pPr>
+      <w:r>
+        <w:rPr>
+          <w:rFonts w:ascii="Consolas" w:hAnsi="Consolas"/>
+          <w:sz w:val="21"/>
+          <w:color w:val="1F2328"/>
+        </w:rPr>
+        <w:t xml:space="preserve">   - TÍTULO, 220 caracteres no máximo, com as palavras-chave mais importantes nos primeiros 70.</w:t>
+      </w:r>
+    </w:p>
+    <w:p>
+      <w:pPr>
+        <w:shd w:val="clear" w:color="auto" w:fill="F5F6F8"/>
+        <w:ind w:left="170"/>
+        <w:spacing w:before="0" w:after="0"/>
+      </w:pPr>
+      <w:r>
+        <w:rPr>
+          <w:rFonts w:ascii="Consolas" w:hAnsi="Consolas"/>
+          <w:sz w:val="21"/>
+          <w:color w:val="1F2328"/>
+        </w:rPr>
+        <w:t xml:space="preserve">   - ACERCA DE, 2 600 no máximo, com os primeiros 300 caracteres a aguentarem-se sozinhos.</w:t>
+      </w:r>
+    </w:p>
+    <w:p>
+      <w:pPr>
+        <w:shd w:val="clear" w:color="auto" w:fill="F5F6F8"/>
+        <w:ind w:left="170"/>
+        <w:spacing w:before="0" w:after="0"/>
+      </w:pPr>
+      <w:r>
+        <w:rPr>
+          <w:rFonts w:ascii="Consolas" w:hAnsi="Consolas"/>
+          <w:sz w:val="21"/>
+          <w:color w:val="1F2328"/>
+        </w:rPr>
+        <w:t xml:space="preserve">   - EXPERIÊNCIA, uma entrada por função, 2 000 caracteres no máximo cada, com datas e cargos iguais aos do meu CV.</w:t>
+      </w:r>
+    </w:p>
+    <w:p>
+      <w:pPr>
+        <w:shd w:val="clear" w:color="auto" w:fill="F5F6F8"/>
+        <w:ind w:left="170"/>
+        <w:spacing w:before="0" w:after="0"/>
+      </w:pPr>
+      <w:r>
+        <w:rPr>
+          <w:rFonts w:ascii="Consolas" w:hAnsi="Consolas"/>
+          <w:sz w:val="21"/>
+          <w:color w:val="1F2328"/>
+        </w:rPr>
+        <w:t xml:space="preserve">   - COMPETÊNCIAS, até 50, com as três a fixar assinaladas.</w:t>
+      </w:r>
+    </w:p>
+    <w:p>
+      <w:pPr>
+        <w:shd w:val="clear" w:color="auto" w:fill="F5F6F8"/>
+        <w:ind w:left="170"/>
+        <w:spacing w:before="0" w:after="0"/>
+      </w:pPr>
+      <w:r>
+        <w:rPr>
+          <w:rFonts w:ascii="Consolas" w:hAnsi="Consolas"/>
+          <w:sz w:val="21"/>
+          <w:color w:val="1F2328"/>
+        </w:rPr>
+        <w:t xml:space="preserve">   - EM DESTAQUE e RECOMENDAÇÕES: o que lá pôr e uma mensagem curta que eu possa enviar a pedir uma recomendação.</w:t>
+      </w:r>
+    </w:p>
+    <w:p>
+      <w:pPr>
+        <w:shd w:val="clear" w:color="auto" w:fill="F5F6F8"/>
+        <w:ind w:left="170"/>
+        <w:spacing w:before="0" w:after="0"/>
+      </w:pPr>
+      <w:r>
+        <w:rPr>
+          <w:rFonts w:ascii="Consolas" w:hAnsi="Consolas"/>
+          <w:sz w:val="21"/>
+          <w:color w:val="1F2328"/>
+        </w:rPr>
+        <w:t xml:space="preserve">4. LACUNAS: o que o anúncio quer e o meu perfil não pode reivindicar com honestidade.</w:t>
+      </w:r>
+    </w:p>
+    <w:p>
+      <w:pPr>
+        <w:shd w:val="clear" w:color="auto" w:fill="F5F6F8"/>
+        <w:ind w:left="170"/>
+        <w:spacing w:before="0" w:after="0"/>
+      </w:pPr>
+      <w:r>
+        <w:rPr>
+          <w:rFonts w:ascii="Consolas" w:hAnsi="Consolas"/>
+          <w:sz w:val="21"/>
+          <w:color w:val="1F2328"/>
+        </w:rPr>
+        <w:t xml:space="preserve"> </w:t>
+      </w:r>
+    </w:p>
+    <w:p>
+      <w:pPr>
+        <w:shd w:val="clear" w:color="auto" w:fill="F5F6F8"/>
+        <w:ind w:left="170"/>
+        <w:spacing w:before="0" w:after="0"/>
+      </w:pPr>
+      <w:r>
+        <w:rPr>
+          <w:rFonts w:ascii="Consolas" w:hAnsi="Consolas"/>
+          <w:sz w:val="21"/>
+          <w:color w:val="1F2328"/>
+        </w:rPr>
+        <w:t xml:space="preserve">Nunca inventes empregadores, datas, números ou ferramentas, e assinala tudo o que o meu perfil afirme e o meu inventário não suporte. Nada pode passar do limite de caracteres.</w:t>
+      </w:r>
+    </w:p>
+    <w:p>
+      <w:pPr>
+        <w:spacing w:before="0" w:after="80"/>
+      </w:pPr>
+    </w:p>
+    <w:p>
+      <w:pPr>
+        <w:pBdr>
+          <w:bottom w:val="single" w:sz="6" w:space="1" w:color="AAAAAA"/>
+        </w:pBdr>
+        <w:spacing w:before="220" w:after="50"/>
+        <w:keepNext/>
+      </w:pPr>
+      <w:r>
+        <w:rPr>
+          <w:rFonts w:ascii="Calibri" w:hAnsi="Calibri"/>
+          <w:b/>
+          <w:sz w:val="23"/>
+          <w:color w:val="1F3864"/>
+        </w:rPr>
+        <w:t xml:space="preserve">PROMPT 10: SÓ O TÍTULO</w:t>
+      </w:r>
+    </w:p>
+    <w:p>
+      <w:pPr>
+        <w:spacing w:before="0" w:after="100"/>
+      </w:pPr>
+      <w:r>
+        <w:rPr>
+          <w:rFonts w:ascii="Calibri" w:hAnsi="Calibri"/>
+          <w:sz w:val="21"/>
+        </w:rPr>
+        <w:t xml:space="preserve">O título é o campo com mais peso na pesquisa, por isso vale uma passagem própria. Cola primeiro o Prompt 0.</w:t>
+      </w:r>
+    </w:p>
+    <w:p>
+      <w:pPr>
+        <w:shd w:val="clear" w:color="auto" w:fill="F5F6F8"/>
+        <w:ind w:left="170"/>
+        <w:spacing w:before="0" w:after="0"/>
+      </w:pPr>
+      <w:r>
+        <w:rPr>
+          <w:rFonts w:ascii="Consolas" w:hAnsi="Consolas"/>
+          <w:sz w:val="21"/>
+          <w:color w:val="1F2328"/>
+        </w:rPr>
+        <w:t xml:space="preserve">O MEU INVENTÁRIO DE CARREIRA:</w:t>
+      </w:r>
+    </w:p>
+    <w:p>
+      <w:pPr>
+        <w:shd w:val="clear" w:color="auto" w:fill="F5F6F8"/>
+        <w:ind w:left="170"/>
+        <w:spacing w:before="0" w:after="0"/>
+      </w:pPr>
+      <w:r>
+        <w:rPr>
+          <w:rFonts w:ascii="Consolas" w:hAnsi="Consolas"/>
+          <w:sz w:val="21"/>
+          <w:color w:val="1F2328"/>
+        </w:rPr>
+        <w:t xml:space="preserve">[COLAR AQUI O MEU INVENTÁRIO]</w:t>
+      </w:r>
+    </w:p>
+    <w:p>
+      <w:pPr>
+        <w:shd w:val="clear" w:color="auto" w:fill="F5F6F8"/>
+        <w:ind w:left="170"/>
+        <w:spacing w:before="0" w:after="0"/>
+      </w:pPr>
+      <w:r>
+        <w:rPr>
+          <w:rFonts w:ascii="Consolas" w:hAnsi="Consolas"/>
+          <w:sz w:val="21"/>
+          <w:color w:val="1F2328"/>
+        </w:rPr>
+        <w:t xml:space="preserve"> </w:t>
+      </w:r>
+    </w:p>
+    <w:p>
+      <w:pPr>
+        <w:shd w:val="clear" w:color="auto" w:fill="F5F6F8"/>
+        <w:ind w:left="170"/>
+        <w:spacing w:before="0" w:after="0"/>
+      </w:pPr>
+      <w:r>
+        <w:rPr>
+          <w:rFonts w:ascii="Consolas" w:hAnsi="Consolas"/>
+          <w:sz w:val="21"/>
+          <w:color w:val="1F2328"/>
+        </w:rPr>
+        <w:t xml:space="preserve">A FUNÇÃO QUE QUERO ATINGIR:</w:t>
+      </w:r>
+    </w:p>
+    <w:p>
+      <w:pPr>
+        <w:shd w:val="clear" w:color="auto" w:fill="F5F6F8"/>
+        <w:ind w:left="170"/>
+        <w:spacing w:before="0" w:after="0"/>
+      </w:pPr>
+      <w:r>
+        <w:rPr>
+          <w:rFonts w:ascii="Consolas" w:hAnsi="Consolas"/>
+          <w:sz w:val="21"/>
+          <w:color w:val="1F2328"/>
+        </w:rPr>
+        <w:t xml:space="preserve">[COLAR AQUI O ANÚNCIO OU O CARGO]</w:t>
+      </w:r>
+    </w:p>
+    <w:p>
+      <w:pPr>
+        <w:shd w:val="clear" w:color="auto" w:fill="F5F6F8"/>
+        <w:ind w:left="170"/>
+        <w:spacing w:before="0" w:after="0"/>
+      </w:pPr>
+      <w:r>
+        <w:rPr>
+          <w:rFonts w:ascii="Consolas" w:hAnsi="Consolas"/>
+          <w:sz w:val="21"/>
+          <w:color w:val="1F2328"/>
+        </w:rPr>
+        <w:t xml:space="preserve"> </w:t>
+      </w:r>
+    </w:p>
+    <w:p>
+      <w:pPr>
+        <w:shd w:val="clear" w:color="auto" w:fill="F5F6F8"/>
+        <w:ind w:left="170"/>
+        <w:spacing w:before="0" w:after="0"/>
+      </w:pPr>
+      <w:r>
+        <w:rPr>
+          <w:rFonts w:ascii="Consolas" w:hAnsi="Consolas"/>
+          <w:sz w:val="21"/>
+          <w:color w:val="1F2328"/>
+        </w:rPr>
+        <w:t xml:space="preserve">Escreve oito títulos de LinkedIn com 220 caracteres ou menos. Cada um tem de: nomear a função-alvo nas palavras do mercado, incluir as ferramentas e especialidades que um recrutador pesquisaria, e levar uma prova com um número. Põe as palavras-chave mais importantes nos primeiros 70 caracteres.</w:t>
+      </w:r>
+    </w:p>
+    <w:p>
+      <w:pPr>
+        <w:shd w:val="clear" w:color="auto" w:fill="F5F6F8"/>
+        <w:ind w:left="170"/>
+        <w:spacing w:before="0" w:after="0"/>
+      </w:pPr>
+      <w:r>
+        <w:rPr>
+          <w:rFonts w:ascii="Consolas" w:hAnsi="Consolas"/>
+          <w:sz w:val="21"/>
+          <w:color w:val="1F2328"/>
+        </w:rPr>
+        <w:t xml:space="preserve"> </w:t>
+      </w:r>
+    </w:p>
+    <w:p>
+      <w:pPr>
+        <w:shd w:val="clear" w:color="auto" w:fill="F5F6F8"/>
+        <w:ind w:left="170"/>
+        <w:spacing w:before="0" w:after="0"/>
+      </w:pPr>
+      <w:r>
+        <w:rPr>
+          <w:rFonts w:ascii="Consolas" w:hAnsi="Consolas"/>
+          <w:sz w:val="21"/>
+          <w:color w:val="1F2328"/>
+        </w:rPr>
+        <w:t xml:space="preserve">Marca o que publicarias e diz porquê numa linha. Sem "apaixonado por", sem adjetivo sem número por trás, sem emoji.</w:t>
+      </w:r>
+    </w:p>
+    <w:p>
+      <w:pPr>
+        <w:spacing w:before="0" w:after="80"/>
+      </w:pPr>
+    </w:p>
+    <w:p>
+      <w:pPr>
+        <w:pBdr>
+          <w:bottom w:val="single" w:sz="6" w:space="1" w:color="AAAAAA"/>
+        </w:pBdr>
+        <w:spacing w:before="220" w:after="50"/>
+        <w:keepNext/>
+      </w:pPr>
+      <w:r>
+        <w:rPr>
+          <w:rFonts w:ascii="Calibri" w:hAnsi="Calibri"/>
+          <w:b/>
+          <w:sz w:val="23"/>
+          <w:color w:val="1F3864"/>
+        </w:rPr>
+        <w:t xml:space="preserve">DEPOIS DA REESCRITA: O HÁBITO DE CINCO MINUTOS</w:t>
+      </w:r>
+    </w:p>
+    <w:p>
+      <w:pPr>
+        <w:spacing w:before="0" w:after="100"/>
+      </w:pPr>
+      <w:r>
+        <w:rPr>
+          <w:rFonts w:ascii="Calibri" w:hAnsi="Calibri"/>
+          <w:sz w:val="21"/>
+        </w:rPr>
+        <w:t xml:space="preserve">Comenta com substância em três a cinco publicações por semana na tua área. Três frases que acrescentem algo: uma experiência, uma correção, um número. É o hábito todo, e faz mais pela forma como és lido do que um calendário de publicações.</w:t>
+      </w:r>
+    </w:p>
+    <w:p>
+      <w:pPr>
+        <w:spacing w:before="0" w:after="100"/>
+      </w:pPr>
+      <w:r>
+        <w:rPr>
+          <w:rFonts w:ascii="Calibri" w:hAnsi="Calibri"/>
+          <w:sz w:val="21"/>
+        </w:rPr>
+        <w:t xml:space="preserve">Publica raramente e só com algo específico. Nunca publiques saída crua de um modelo: o LinkedIn lançou em 2026 uma denúncia exatamente para isso, e o público que queres já reconhece o ritmo.</w:t>
+      </w:r>
     </w:p>
     <w:p>
       <w:pPr>
